--- a/Web/Documentations/02_Specifications/3_Cas_utilisation/FinTrack_Cas_Utilisation_V1.1.docx
+++ b/Web/Documentations/02_Specifications/3_Cas_utilisation/FinTrack_Cas_Utilisation_V1.1.docx
@@ -3270,6 +3270,8 @@
             </w:pPr>
             <w:r>
               <w:rPr>
+                <w:b/>
+                <w:bCs/>
                 <w:sz w:val="20"/>
                 <w:szCs w:val="20"/>
               </w:rPr>
@@ -3432,6 +3434,8 @@
             </w:pPr>
             <w:r>
               <w:rPr>
+                <w:b/>
+                <w:bCs/>
                 <w:sz w:val="20"/>
                 <w:szCs w:val="20"/>
               </w:rPr>
@@ -3594,6 +3598,8 @@
             </w:pPr>
             <w:r>
               <w:rPr>
+                <w:b/>
+                <w:bCs/>
                 <w:sz w:val="20"/>
                 <w:szCs w:val="20"/>
               </w:rPr>
@@ -3756,6 +3762,8 @@
             </w:pPr>
             <w:r>
               <w:rPr>
+                <w:b/>
+                <w:bCs/>
                 <w:sz w:val="20"/>
                 <w:szCs w:val="20"/>
               </w:rPr>
@@ -3918,6 +3926,8 @@
             </w:pPr>
             <w:r>
               <w:rPr>
+                <w:b/>
+                <w:bCs/>
                 <w:sz w:val="20"/>
                 <w:szCs w:val="20"/>
               </w:rPr>
@@ -4080,6 +4090,8 @@
             </w:pPr>
             <w:r>
               <w:rPr>
+                <w:b/>
+                <w:bCs/>
                 <w:sz w:val="20"/>
                 <w:szCs w:val="20"/>
               </w:rPr>
@@ -4242,6 +4254,8 @@
             </w:pPr>
             <w:r>
               <w:rPr>
+                <w:b/>
+                <w:bCs/>
                 <w:sz w:val="20"/>
                 <w:szCs w:val="20"/>
               </w:rPr>
@@ -4404,6 +4418,8 @@
             </w:pPr>
             <w:r>
               <w:rPr>
+                <w:b/>
+                <w:bCs/>
                 <w:sz w:val="20"/>
                 <w:szCs w:val="20"/>
               </w:rPr>
@@ -4760,6 +4776,8 @@
             </w:pPr>
             <w:r>
               <w:rPr>
+                <w:b/>
+                <w:bCs/>
                 <w:sz w:val="20"/>
                 <w:szCs w:val="20"/>
               </w:rPr>
@@ -4922,6 +4940,8 @@
             </w:pPr>
             <w:r>
               <w:rPr>
+                <w:b/>
+                <w:bCs/>
                 <w:sz w:val="20"/>
                 <w:szCs w:val="20"/>
               </w:rPr>
@@ -5084,6 +5104,8 @@
             </w:pPr>
             <w:r>
               <w:rPr>
+                <w:b/>
+                <w:bCs/>
                 <w:sz w:val="20"/>
                 <w:szCs w:val="20"/>
               </w:rPr>
@@ -5440,6 +5462,8 @@
             </w:pPr>
             <w:r>
               <w:rPr>
+                <w:b/>
+                <w:bCs/>
                 <w:sz w:val="20"/>
                 <w:szCs w:val="20"/>
               </w:rPr>
@@ -5602,6 +5626,8 @@
             </w:pPr>
             <w:r>
               <w:rPr>
+                <w:b/>
+                <w:bCs/>
                 <w:sz w:val="20"/>
                 <w:szCs w:val="20"/>
               </w:rPr>
@@ -5764,6 +5790,8 @@
             </w:pPr>
             <w:r>
               <w:rPr>
+                <w:b/>
+                <w:bCs/>
                 <w:sz w:val="20"/>
                 <w:szCs w:val="20"/>
               </w:rPr>
@@ -5926,6 +5954,8 @@
             </w:pPr>
             <w:r>
               <w:rPr>
+                <w:b/>
+                <w:bCs/>
                 <w:sz w:val="20"/>
                 <w:szCs w:val="20"/>
               </w:rPr>
@@ -6028,7 +6058,7 @@
                 <w:sz w:val="20"/>
                 <w:szCs w:val="20"/>
               </w:rPr>
-              <w:t xml:space="preserve">EF-TR-003, EF-TR-023, EF-SF-007</w:t>
+              <w:t xml:space="preserve">EF-TR-003, EF-TR-023, EF-SF-007, EF-TR-039</w:t>
             </w:r>
           </w:p>
         </w:tc>
@@ -6088,6 +6118,8 @@
             </w:pPr>
             <w:r>
               <w:rPr>
+                <w:b/>
+                <w:bCs/>
                 <w:sz w:val="20"/>
                 <w:szCs w:val="20"/>
               </w:rPr>
@@ -6250,6 +6282,8 @@
             </w:pPr>
             <w:r>
               <w:rPr>
+                <w:b/>
+                <w:bCs/>
                 <w:sz w:val="20"/>
                 <w:szCs w:val="20"/>
               </w:rPr>
@@ -6412,6 +6446,8 @@
             </w:pPr>
             <w:r>
               <w:rPr>
+                <w:b/>
+                <w:bCs/>
                 <w:sz w:val="20"/>
                 <w:szCs w:val="20"/>
               </w:rPr>
@@ -6574,6 +6610,8 @@
             </w:pPr>
             <w:r>
               <w:rPr>
+                <w:b/>
+                <w:bCs/>
                 <w:sz w:val="20"/>
                 <w:szCs w:val="20"/>
               </w:rPr>
@@ -6736,6 +6774,8 @@
             </w:pPr>
             <w:r>
               <w:rPr>
+                <w:b/>
+                <w:bCs/>
                 <w:sz w:val="20"/>
                 <w:szCs w:val="20"/>
               </w:rPr>
@@ -7092,6 +7132,8 @@
             </w:pPr>
             <w:r>
               <w:rPr>
+                <w:b/>
+                <w:bCs/>
                 <w:sz w:val="20"/>
                 <w:szCs w:val="20"/>
               </w:rPr>
@@ -7254,6 +7296,8 @@
             </w:pPr>
             <w:r>
               <w:rPr>
+                <w:b/>
+                <w:bCs/>
                 <w:sz w:val="20"/>
                 <w:szCs w:val="20"/>
               </w:rPr>
@@ -7416,6 +7460,8 @@
             </w:pPr>
             <w:r>
               <w:rPr>
+                <w:b/>
+                <w:bCs/>
                 <w:sz w:val="20"/>
                 <w:szCs w:val="20"/>
               </w:rPr>
@@ -7578,6 +7624,8 @@
             </w:pPr>
             <w:r>
               <w:rPr>
+                <w:b/>
+                <w:bCs/>
                 <w:sz w:val="20"/>
                 <w:szCs w:val="20"/>
               </w:rPr>
@@ -7740,6 +7788,8 @@
             </w:pPr>
             <w:r>
               <w:rPr>
+                <w:b/>
+                <w:bCs/>
                 <w:sz w:val="20"/>
                 <w:szCs w:val="20"/>
               </w:rPr>
@@ -7902,6 +7952,8 @@
             </w:pPr>
             <w:r>
               <w:rPr>
+                <w:b/>
+                <w:bCs/>
                 <w:sz w:val="20"/>
                 <w:szCs w:val="20"/>
               </w:rPr>
@@ -8064,6 +8116,8 @@
             </w:pPr>
             <w:r>
               <w:rPr>
+                <w:b/>
+                <w:bCs/>
                 <w:sz w:val="20"/>
                 <w:szCs w:val="20"/>
               </w:rPr>
@@ -8420,6 +8474,8 @@
             </w:pPr>
             <w:r>
               <w:rPr>
+                <w:b/>
+                <w:bCs/>
                 <w:sz w:val="20"/>
                 <w:szCs w:val="20"/>
               </w:rPr>
@@ -8582,6 +8638,8 @@
             </w:pPr>
             <w:r>
               <w:rPr>
+                <w:b/>
+                <w:bCs/>
                 <w:sz w:val="20"/>
                 <w:szCs w:val="20"/>
               </w:rPr>
@@ -8938,6 +8996,8 @@
             </w:pPr>
             <w:r>
               <w:rPr>
+                <w:b/>
+                <w:bCs/>
                 <w:sz w:val="20"/>
                 <w:szCs w:val="20"/>
               </w:rPr>
@@ -9100,6 +9160,8 @@
             </w:pPr>
             <w:r>
               <w:rPr>
+                <w:b/>
+                <w:bCs/>
                 <w:sz w:val="20"/>
                 <w:szCs w:val="20"/>
               </w:rPr>
@@ -9262,6 +9324,8 @@
             </w:pPr>
             <w:r>
               <w:rPr>
+                <w:b/>
+                <w:bCs/>
                 <w:sz w:val="20"/>
                 <w:szCs w:val="20"/>
               </w:rPr>
@@ -9424,6 +9488,8 @@
             </w:pPr>
             <w:r>
               <w:rPr>
+                <w:b/>
+                <w:bCs/>
                 <w:sz w:val="20"/>
                 <w:szCs w:val="20"/>
               </w:rPr>
@@ -9586,6 +9652,8 @@
             </w:pPr>
             <w:r>
               <w:rPr>
+                <w:b/>
+                <w:bCs/>
                 <w:sz w:val="20"/>
                 <w:szCs w:val="20"/>
               </w:rPr>
@@ -9942,6 +10010,8 @@
             </w:pPr>
             <w:r>
               <w:rPr>
+                <w:b/>
+                <w:bCs/>
                 <w:sz w:val="20"/>
                 <w:szCs w:val="20"/>
               </w:rPr>
@@ -10104,6 +10174,8 @@
             </w:pPr>
             <w:r>
               <w:rPr>
+                <w:b/>
+                <w:bCs/>
                 <w:sz w:val="20"/>
                 <w:szCs w:val="20"/>
               </w:rPr>
@@ -10266,6 +10338,8 @@
             </w:pPr>
             <w:r>
               <w:rPr>
+                <w:b/>
+                <w:bCs/>
                 <w:sz w:val="20"/>
                 <w:szCs w:val="20"/>
               </w:rPr>
@@ -10428,6 +10502,8 @@
             </w:pPr>
             <w:r>
               <w:rPr>
+                <w:b/>
+                <w:bCs/>
                 <w:sz w:val="20"/>
                 <w:szCs w:val="20"/>
               </w:rPr>
@@ -10530,7 +10606,7 @@
                 <w:sz w:val="20"/>
                 <w:szCs w:val="20"/>
               </w:rPr>
-              <w:t xml:space="preserve">EF-DE-003, EF-DE-004, EF-DE-005, EF-DE-008, EF-DE-011, EF-DE-012, EF-DE-013</w:t>
+              <w:t xml:space="preserve">EF-DE-003, EF-DE-004, EF-DE-005, EF-DE-008, EF-DE-011, EF-DE-012, EF-DE-013, EF-TR-039</w:t>
             </w:r>
           </w:p>
         </w:tc>
@@ -10784,6 +10860,8 @@
             </w:pPr>
             <w:r>
               <w:rPr>
+                <w:b/>
+                <w:bCs/>
                 <w:sz w:val="20"/>
                 <w:szCs w:val="20"/>
               </w:rPr>
@@ -10946,6 +11024,8 @@
             </w:pPr>
             <w:r>
               <w:rPr>
+                <w:b/>
+                <w:bCs/>
                 <w:sz w:val="20"/>
                 <w:szCs w:val="20"/>
               </w:rPr>
@@ -11108,6 +11188,8 @@
             </w:pPr>
             <w:r>
               <w:rPr>
+                <w:b/>
+                <w:bCs/>
                 <w:sz w:val="20"/>
                 <w:szCs w:val="20"/>
               </w:rPr>
@@ -11270,6 +11352,8 @@
             </w:pPr>
             <w:r>
               <w:rPr>
+                <w:b/>
+                <w:bCs/>
                 <w:sz w:val="20"/>
                 <w:szCs w:val="20"/>
               </w:rPr>
@@ -11626,6 +11710,8 @@
             </w:pPr>
             <w:r>
               <w:rPr>
+                <w:b/>
+                <w:bCs/>
                 <w:sz w:val="20"/>
                 <w:szCs w:val="20"/>
               </w:rPr>
@@ -11788,6 +11874,8 @@
             </w:pPr>
             <w:r>
               <w:rPr>
+                <w:b/>
+                <w:bCs/>
                 <w:sz w:val="20"/>
                 <w:szCs w:val="20"/>
               </w:rPr>
@@ -11950,6 +12038,8 @@
             </w:pPr>
             <w:r>
               <w:rPr>
+                <w:b/>
+                <w:bCs/>
                 <w:sz w:val="20"/>
                 <w:szCs w:val="20"/>
               </w:rPr>
@@ -12112,6 +12202,8 @@
             </w:pPr>
             <w:r>
               <w:rPr>
+                <w:b/>
+                <w:bCs/>
                 <w:sz w:val="20"/>
                 <w:szCs w:val="20"/>
               </w:rPr>
@@ -12468,6 +12560,8 @@
             </w:pPr>
             <w:r>
               <w:rPr>
+                <w:b/>
+                <w:bCs/>
                 <w:sz w:val="20"/>
                 <w:szCs w:val="20"/>
               </w:rPr>
@@ -12630,6 +12724,8 @@
             </w:pPr>
             <w:r>
               <w:rPr>
+                <w:b/>
+                <w:bCs/>
                 <w:sz w:val="20"/>
                 <w:szCs w:val="20"/>
               </w:rPr>
@@ -12792,6 +12888,8 @@
             </w:pPr>
             <w:r>
               <w:rPr>
+                <w:b/>
+                <w:bCs/>
                 <w:sz w:val="20"/>
                 <w:szCs w:val="20"/>
               </w:rPr>
@@ -12954,6 +13052,8 @@
             </w:pPr>
             <w:r>
               <w:rPr>
+                <w:b/>
+                <w:bCs/>
                 <w:sz w:val="20"/>
                 <w:szCs w:val="20"/>
               </w:rPr>
@@ -13310,6 +13410,8 @@
             </w:pPr>
             <w:r>
               <w:rPr>
+                <w:b/>
+                <w:bCs/>
                 <w:sz w:val="20"/>
                 <w:szCs w:val="20"/>
               </w:rPr>
@@ -13472,6 +13574,8 @@
             </w:pPr>
             <w:r>
               <w:rPr>
+                <w:b/>
+                <w:bCs/>
                 <w:sz w:val="20"/>
                 <w:szCs w:val="20"/>
               </w:rPr>
@@ -13634,6 +13738,8 @@
             </w:pPr>
             <w:r>
               <w:rPr>
+                <w:b/>
+                <w:bCs/>
                 <w:sz w:val="20"/>
                 <w:szCs w:val="20"/>
               </w:rPr>
@@ -13796,6 +13902,8 @@
             </w:pPr>
             <w:r>
               <w:rPr>
+                <w:b/>
+                <w:bCs/>
                 <w:sz w:val="20"/>
                 <w:szCs w:val="20"/>
               </w:rPr>
@@ -13958,6 +14066,8 @@
             </w:pPr>
             <w:r>
               <w:rPr>
+                <w:b/>
+                <w:bCs/>
                 <w:sz w:val="20"/>
                 <w:szCs w:val="20"/>
               </w:rPr>
@@ -14314,6 +14424,8 @@
             </w:pPr>
             <w:r>
               <w:rPr>
+                <w:b/>
+                <w:bCs/>
                 <w:sz w:val="20"/>
                 <w:szCs w:val="20"/>
               </w:rPr>
@@ -14476,6 +14588,8 @@
             </w:pPr>
             <w:r>
               <w:rPr>
+                <w:b/>
+                <w:bCs/>
                 <w:sz w:val="20"/>
                 <w:szCs w:val="20"/>
               </w:rPr>
@@ -14638,6 +14752,8 @@
             </w:pPr>
             <w:r>
               <w:rPr>
+                <w:b/>
+                <w:bCs/>
                 <w:sz w:val="20"/>
                 <w:szCs w:val="20"/>
               </w:rPr>
@@ -14800,6 +14916,8 @@
             </w:pPr>
             <w:r>
               <w:rPr>
+                <w:b/>
+                <w:bCs/>
                 <w:sz w:val="20"/>
                 <w:szCs w:val="20"/>
               </w:rPr>
@@ -14962,6 +15080,8 @@
             </w:pPr>
             <w:r>
               <w:rPr>
+                <w:b/>
+                <w:bCs/>
                 <w:sz w:val="20"/>
                 <w:szCs w:val="20"/>
               </w:rPr>
@@ -15124,6 +15244,8 @@
             </w:pPr>
             <w:r>
               <w:rPr>
+                <w:b/>
+                <w:bCs/>
                 <w:sz w:val="20"/>
                 <w:szCs w:val="20"/>
               </w:rPr>
@@ -15286,6 +15408,8 @@
             </w:pPr>
             <w:r>
               <w:rPr>
+                <w:b/>
+                <w:bCs/>
                 <w:sz w:val="20"/>
                 <w:szCs w:val="20"/>
               </w:rPr>
@@ -15448,6 +15572,8 @@
             </w:pPr>
             <w:r>
               <w:rPr>
+                <w:b/>
+                <w:bCs/>
                 <w:sz w:val="20"/>
                 <w:szCs w:val="20"/>
               </w:rPr>
@@ -15610,6 +15736,8 @@
             </w:pPr>
             <w:r>
               <w:rPr>
+                <w:b/>
+                <w:bCs/>
                 <w:sz w:val="20"/>
                 <w:szCs w:val="20"/>
               </w:rPr>
@@ -18977,7 +19105,7 @@
                 <w:sz w:val="20"/>
                 <w:szCs w:val="20"/>
               </w:rPr>
-              <w:t xml:space="preserve">Fonds insuffisants : refus. Un transfert n’a pas de mécanisme de source complémentaire (hypothèse, voir P-09).</w:t>
+              <w:t xml:space="preserve">Fonds insuffisants : refus (V1.2 §12.6). Un transfert n’a pas de mécanisme de source complémentaire. Aucune opération n’est enregistrée et aucun solde ne change, mais la tentative refusée est historisée avec son motif.</w:t>
             </w:r>
           </w:p>
           <w:p>
@@ -20461,7 +20589,7 @@
                 <w:sz w:val="20"/>
                 <w:szCs w:val="20"/>
               </w:rPr>
-              <w:t xml:space="preserve">Effet de l’opération sur le solde du compte : à trancher (P-04).</w:t>
+              <w:t xml:space="preserve">Effet sur le solde (décision du propriétaire, V1.2 §12.5) : l’opération modifie le solde du compte, car l’argent a réellement bougé.</w:t>
             </w:r>
           </w:p>
         </w:tc>
@@ -20531,7 +20659,7 @@
                 <w:sz w:val="20"/>
                 <w:szCs w:val="20"/>
               </w:rPr>
-              <w:t xml:space="preserve">L’opération apparaît dans la liste des opérations non résolues ; un rappel peut être proposé.</w:t>
+              <w:t xml:space="preserve">Le solde du compte est mis à jour ; l’opération n’est comptée ni en revenu, ni en dépense, ni dans les budgets et analyses, et apparaît à part dans la liste des opérations non résolues ; un rappel peut être proposé.</w:t>
             </w:r>
           </w:p>
         </w:tc>
@@ -20596,7 +20724,7 @@
                 <w:sz w:val="20"/>
                 <w:szCs w:val="20"/>
               </w:rPr>
-              <w:t xml:space="preserve">V1.1 §10 ; EF-TR-034, EF-TR-035.</w:t>
+              <w:t xml:space="preserve">V1.1 §10 ; V1.2 §12.5 ; EF-TR-034, EF-TR-035.</w:t>
             </w:r>
           </w:p>
         </w:tc>
@@ -21209,7 +21337,7 @@
                 <w:sz w:val="20"/>
                 <w:szCs w:val="20"/>
               </w:rPr>
-              <w:t xml:space="preserve">L’opération est confirmée ; la qualification et ses effets sont historisés.</w:t>
+              <w:t xml:space="preserve">L’opération est confirmée ; la qualification et ses effets sont historisés. Le solde du compte n’est pas modifié une seconde fois.</w:t>
             </w:r>
           </w:p>
         </w:tc>
@@ -21274,7 +21402,7 @@
                 <w:sz w:val="20"/>
                 <w:szCs w:val="20"/>
               </w:rPr>
-              <w:t xml:space="preserve">V1.1 §10 ; EF-TR-035.</w:t>
+              <w:t xml:space="preserve">V1.1 §10 ; V1.2 §12.5 ; EF-TR-035.</w:t>
             </w:r>
           </w:p>
         </w:tc>
@@ -27648,7 +27776,7 @@
                 <w:sz w:val="20"/>
                 <w:szCs w:val="20"/>
               </w:rPr>
-              <w:t xml:space="preserve">Fonds insuffisants : refus, même hypothèse que pour les transferts (P-09).</w:t>
+              <w:t xml:space="preserve">Fonds insuffisants : refus, comme pour les transferts ; la tentative refusée est historisée (V1.2 §12.6).</w:t>
             </w:r>
           </w:p>
           <w:p>
@@ -29019,7 +29147,7 @@
                 <w:sz w:val="20"/>
                 <w:szCs w:val="20"/>
               </w:rPr>
-              <w:t xml:space="preserve">Sauvegarde de sécurité de l’état actuel avant remplacement : proposition à valider (P-08).</w:t>
+              <w:t xml:space="preserve">Avant tout remplacement, le système crée automatiquement une sauvegarde de sécurité de l’état actuel (V1.2 §12.8). Si cette sauvegarde échoue, la restauration n’est pas lancée.</w:t>
             </w:r>
           </w:p>
         </w:tc>
@@ -29154,7 +29282,7 @@
                 <w:sz w:val="20"/>
                 <w:szCs w:val="20"/>
               </w:rPr>
-              <w:t xml:space="preserve">V1.1 §3 ; EF-SV-002, EF-SV-003.</w:t>
+              <w:t xml:space="preserve">V1.1 §3 ; V1.2 §12.8 ; EF-SV-002, EF-SV-003.</w:t>
             </w:r>
           </w:p>
         </w:tc>
@@ -30390,7 +30518,7 @@
         <w:spacing w:after="120"/>
       </w:pPr>
       <w:r>
-        <w:t xml:space="preserve">Les 147 exigences fonctionnelles de la V2.2 sont toutes réalisées par au moins un cas d’utilisation. Les exigences non fonctionnelles (ENF) sont transversales et ne sont pas rattachées à un cas particulier. Chaque cas est relié à au moins une exigence fonctionnelle.</w:t>
+        <w:t xml:space="preserve">Les 148 exigences fonctionnelles de la V2.2 sont toutes réalisées par au moins un cas d’utilisation. Les exigences non fonctionnelles (ENF) sont transversales et ne sont pas rattachées à un cas particulier. Chaque cas est relié à au moins une exigence fonctionnelle.</w:t>
       </w:r>
     </w:p>
     <w:tbl>
@@ -39379,6 +39507,157 @@
               </w:rPr>
               <w:t xml:space="preserve">UC-020</w:t>
             </w:r>
+          </w:p>
+        </w:tc>
+      </w:tr>
+      <w:tr>
+        <w:trPr>
+          <w:cantSplit/>
+        </w:trPr>
+        <w:tc>
+          <w:tcPr>
+            <w:tcW w:type="dxa" w:w="1150"/>
+            <w:tcBorders>
+              <w:top w:val="single" w:color="BFC8D6" w:sz="4"/>
+              <w:left w:val="single" w:color="BFC8D6" w:sz="4"/>
+              <w:bottom w:val="single" w:color="BFC8D6" w:sz="4"/>
+              <w:right w:val="single" w:color="BFC8D6" w:sz="4"/>
+            </w:tcBorders>
+            <w:tcMar>
+              <w:top w:type="dxa" w:w="60"/>
+              <w:left w:type="dxa" w:w="100"/>
+              <w:bottom w:type="dxa" w:w="60"/>
+              <w:right w:type="dxa" w:w="100"/>
+            </w:tcMar>
+          </w:tcPr>
+          <w:p>
+            <w:pPr>
+              <w:spacing w:after="40"/>
+            </w:pPr>
+            <w:r>
+              <w:rPr>
+                <w:sz w:val="20"/>
+                <w:szCs w:val="20"/>
+              </w:rPr>
+              <w:t xml:space="preserve">EF-TR-039</w:t>
+            </w:r>
+          </w:p>
+        </w:tc>
+        <w:tc>
+          <w:tcPr>
+            <w:tcW w:type="dxa" w:w="1250"/>
+            <w:tcBorders>
+              <w:top w:val="single" w:color="BFC8D6" w:sz="4"/>
+              <w:left w:val="single" w:color="BFC8D6" w:sz="4"/>
+              <w:bottom w:val="single" w:color="BFC8D6" w:sz="4"/>
+              <w:right w:val="single" w:color="BFC8D6" w:sz="4"/>
+            </w:tcBorders>
+            <w:tcMar>
+              <w:top w:type="dxa" w:w="60"/>
+              <w:left w:type="dxa" w:w="100"/>
+              <w:bottom w:type="dxa" w:w="60"/>
+              <w:right w:type="dxa" w:w="100"/>
+            </w:tcMar>
+          </w:tcPr>
+          <w:p>
+            <w:pPr>
+              <w:spacing w:after="40"/>
+            </w:pPr>
+            <w:r>
+              <w:rPr>
+                <w:sz w:val="20"/>
+                <w:szCs w:val="20"/>
+              </w:rPr>
+              <w:t xml:space="preserve">UC-015, UC-038</w:t>
+            </w:r>
+          </w:p>
+        </w:tc>
+        <w:tc>
+          <w:tcPr>
+            <w:tcW w:type="dxa" w:w="1150"/>
+            <w:tcBorders>
+              <w:top w:val="single" w:color="BFC8D6" w:sz="4"/>
+              <w:left w:val="single" w:color="BFC8D6" w:sz="4"/>
+              <w:bottom w:val="single" w:color="BFC8D6" w:sz="4"/>
+              <w:right w:val="single" w:color="BFC8D6" w:sz="4"/>
+            </w:tcBorders>
+            <w:tcMar>
+              <w:top w:type="dxa" w:w="60"/>
+              <w:left w:type="dxa" w:w="100"/>
+              <w:bottom w:type="dxa" w:w="60"/>
+              <w:right w:type="dxa" w:w="100"/>
+            </w:tcMar>
+          </w:tcPr>
+          <w:p>
+            <w:pPr>
+              <w:spacing w:after="40"/>
+            </w:pPr>
+          </w:p>
+        </w:tc>
+        <w:tc>
+          <w:tcPr>
+            <w:tcW w:type="dxa" w:w="1250"/>
+            <w:tcBorders>
+              <w:top w:val="single" w:color="BFC8D6" w:sz="4"/>
+              <w:left w:val="single" w:color="BFC8D6" w:sz="4"/>
+              <w:bottom w:val="single" w:color="BFC8D6" w:sz="4"/>
+              <w:right w:val="single" w:color="BFC8D6" w:sz="4"/>
+            </w:tcBorders>
+            <w:tcMar>
+              <w:top w:type="dxa" w:w="60"/>
+              <w:left w:type="dxa" w:w="100"/>
+              <w:bottom w:type="dxa" w:w="60"/>
+              <w:right w:type="dxa" w:w="100"/>
+            </w:tcMar>
+          </w:tcPr>
+          <w:p>
+            <w:pPr>
+              <w:spacing w:after="40"/>
+            </w:pPr>
+          </w:p>
+        </w:tc>
+        <w:tc>
+          <w:tcPr>
+            <w:tcW w:type="dxa" w:w="1150"/>
+            <w:tcBorders>
+              <w:top w:val="single" w:color="BFC8D6" w:sz="4"/>
+              <w:left w:val="single" w:color="BFC8D6" w:sz="4"/>
+              <w:bottom w:val="single" w:color="BFC8D6" w:sz="4"/>
+              <w:right w:val="single" w:color="BFC8D6" w:sz="4"/>
+            </w:tcBorders>
+            <w:tcMar>
+              <w:top w:type="dxa" w:w="60"/>
+              <w:left w:type="dxa" w:w="100"/>
+              <w:bottom w:type="dxa" w:w="60"/>
+              <w:right w:type="dxa" w:w="100"/>
+            </w:tcMar>
+          </w:tcPr>
+          <w:p>
+            <w:pPr>
+              <w:spacing w:after="40"/>
+            </w:pPr>
+          </w:p>
+        </w:tc>
+        <w:tc>
+          <w:tcPr>
+            <w:tcW w:type="dxa" w:w="3688"/>
+            <w:tcBorders>
+              <w:top w:val="single" w:color="BFC8D6" w:sz="4"/>
+              <w:left w:val="single" w:color="BFC8D6" w:sz="4"/>
+              <w:bottom w:val="single" w:color="BFC8D6" w:sz="4"/>
+              <w:right w:val="single" w:color="BFC8D6" w:sz="4"/>
+            </w:tcBorders>
+            <w:tcMar>
+              <w:top w:type="dxa" w:w="60"/>
+              <w:left w:type="dxa" w:w="100"/>
+              <w:bottom w:type="dxa" w:w="60"/>
+              <w:right w:type="dxa" w:w="100"/>
+            </w:tcMar>
+          </w:tcPr>
+          <w:p>
+            <w:pPr>
+              <w:spacing w:after="40"/>
+            </w:pPr>
           </w:p>
         </w:tc>
       </w:tr>
@@ -40812,7 +41091,7 @@
                 <w:sz w:val="20"/>
                 <w:szCs w:val="20"/>
               </w:rPr>
-              <w:t xml:space="preserve">Ouvert</w:t>
+              <w:t xml:space="preserve">Résolu</w:t>
             </w:r>
           </w:p>
         </w:tc>
@@ -40841,7 +41120,7 @@
                 <w:sz w:val="20"/>
                 <w:szCs w:val="20"/>
               </w:rPr>
-              <w:t xml:space="preserve">Proposition : oui, l’argent a réellement bougé ; elle est exclue des revenus, dépenses et analyses et affichée à part. La fiche précise désormais à quoi elle est liée.</w:t>
+              <w:t xml:space="preserve">Décision du propriétaire (V1.2 §12.5) : oui, elle modifie le solde du compte, car l’argent a réellement bougé ; elle reste exclue des revenus, dépenses, budgets et analyses et affichée à part jusqu’à qualification.</w:t>
             </w:r>
           </w:p>
         </w:tc>
@@ -41296,7 +41575,7 @@
                 <w:sz w:val="20"/>
                 <w:szCs w:val="20"/>
               </w:rPr>
-              <w:t xml:space="preserve">Ouvert</w:t>
+              <w:t xml:space="preserve">Résolu</w:t>
             </w:r>
           </w:p>
         </w:tc>
@@ -41325,7 +41604,7 @@
                 <w:sz w:val="20"/>
                 <w:szCs w:val="20"/>
               </w:rPr>
-              <w:t xml:space="preserve">Proposition : oui, sauvegarde de sécurité automatique avant toute restauration.</w:t>
+              <w:t xml:space="preserve">Décision du propriétaire (V1.2 §12.8) : sauvegarde de sécurité automatique avant toute restauration.</w:t>
             </w:r>
           </w:p>
         </w:tc>
@@ -41417,7 +41696,7 @@
                 <w:sz w:val="20"/>
                 <w:szCs w:val="20"/>
               </w:rPr>
-              <w:t xml:space="preserve">Ouvert (hypothèse retenue)</w:t>
+              <w:t xml:space="preserve">Résolu</w:t>
             </w:r>
           </w:p>
         </w:tc>
@@ -41446,7 +41725,7 @@
                 <w:sz w:val="20"/>
                 <w:szCs w:val="20"/>
               </w:rPr>
-              <w:t xml:space="preserve">Refus pur et simple, sans source complémentaire. À confirmer.</w:t>
+              <w:t xml:space="preserve">Décision du propriétaire (V1.2 §12.6) : refus, rien n’est enregistré, mais l’action refusée est historisée (EF-TR-039).</w:t>
             </w:r>
           </w:p>
         </w:tc>
@@ -41538,7 +41817,7 @@
                 <w:sz w:val="20"/>
                 <w:szCs w:val="20"/>
               </w:rPr>
-              <w:t xml:space="preserve">Ouvert</w:t>
+              <w:t xml:space="preserve">Résolu</w:t>
             </w:r>
           </w:p>
         </w:tc>
@@ -41567,7 +41846,7 @@
                 <w:sz w:val="20"/>
                 <w:szCs w:val="20"/>
               </w:rPr>
-              <w:t xml:space="preserve">Proposition : ne calculer cet indicateur que pour les périodes où une prévision existe, ou le rendre activable dans les paramètres.</w:t>
+              <w:t xml:space="preserve">Définition du propriétaire (V1.2 §12.7) : dépense non prévue dans la planification de la répartition du budget. Retenu : ni liée à une prévision, ni couverte par une limite du budget de la période ; indicateur calculé seulement s’il existe un budget ou une prévision.</w:t>
             </w:r>
           </w:p>
         </w:tc>
@@ -41712,7 +41991,7 @@
         <w:spacing w:after="60"/>
       </w:pPr>
       <w:r>
-        <w:t xml:space="preserve">Valider ou corriger les points encore ouverts (P-02 à P-04, P-06, P-08 à P-11) et les deux règles proposées (P-05, P-07).</w:t>
+        <w:t xml:space="preserve">Valider ou corriger les points encore ouverts (P-02, P-03, P-06, P-11) et les deux règles proposées (P-05, P-07).</w:t>
       </w:r>
     </w:p>
     <w:p>
